--- a/public/templates/TemplateP.docx
+++ b/public/templates/TemplateP.docx
@@ -781,13 +781,61 @@
     </w:tbl>
     <w:p/>
     <w:sectPr>
+      <w:headerReference w:type="default" r:id="rId8"/>
       <w:pgSz w:w="12240" w:h="15840"/>
       <w:pgMar w:top="576" w:right="720" w:bottom="576" w:left="720" w:header="720" w:footer="720" w:gutter="0"/>
       <w:cols w:space="720"/>
       <w:docGrid w:linePitch="360"/>
+      <w:pgNumType w:start="1"/>
     </w:sectPr>
   </w:body>
 </w:document>
+</file>
+
+<file path=word/header1.xml><?xml version="1.0" encoding="utf-8"?>
+<w:hdr xmlns:w="http://schemas.openxmlformats.org/wordprocessingml/2006/main" xmlns:r="http://schemas.openxmlformats.org/officeDocument/2006/relationships" xmlns:mc="http://schemas.openxmlformats.org/markup-compatibility/2006" mc:Ignorable="w14 w15 w16se w16cid w16 w16cex w16sdtdh w16sdtfl w16du wp14">
+  <w:p>
+    <w:pPr>
+      <w:pStyle w:val="Header"/>
+      <w:tabStops>
+        <w:tab w:val="right" w:pos="10560"/>
+      </w:tabStops>
+      <w:pBdr>
+        <w:bottom w:val="single" w:sz="4" w:space="1" w:color="CCCCCC"/>
+      </w:pBdr>
+    </w:pPr>
+    <w:r>
+      <w:rPr>
+        <w:b/>
+        <w:sz w:val="16"/>
+        <w:color w:val="333333"/>
+      </w:rPr>
+      <w:t>{name}</w:t>
+    </w:r>
+    <w:r>
+      <w:tab/>
+    </w:r>
+    <w:r>
+      <w:fldChar w:fldCharType="begin"/>
+    </w:r>
+    <w:r>
+      <w:instrText xml:space="preserve"> PAGE </w:instrText>
+    </w:r>
+    <w:r>
+      <w:fldChar w:fldCharType="separate"/>
+    </w:r>
+    <w:r>
+      <w:rPr>
+        <w:sz w:val="16"/>
+        <w:color w:val="666666"/>
+      </w:rPr>
+      <w:t>1</w:t>
+    </w:r>
+    <w:r>
+      <w:fldChar w:fldCharType="end"/>
+    </w:r>
+  </w:p>
+</w:hdr>
 </file>
 
 <file path=word/numbering.xml><?xml version="1.0" encoding="utf-8"?>

--- a/public/templates/TemplateP.docx
+++ b/public/templates/TemplateP.docx
@@ -781,9 +781,13 @@
     </w:tbl>
     <w:p/>
     <w:sectPr>
+      <w:titlePg/>
+      <w:headerReference w:type="first" r:id="rId9"/>
       <w:headerReference w:type="default" r:id="rId8"/>
+      <w:footerReference w:type="first" r:id="rId11"/>
+      <w:footerReference w:type="default" r:id="rId10"/>
       <w:pgSz w:w="12240" w:h="15840"/>
-      <w:pgMar w:top="576" w:right="720" w:bottom="576" w:left="720" w:header="720" w:footer="720" w:gutter="0"/>
+      <w:pgMar w:top="816" w:right="720" w:bottom="576" w:left="720" w:header="0" w:footer="0" w:gutter="0"/>
       <w:cols w:space="720"/>
       <w:docGrid w:linePitch="360"/>
       <w:pgNumType w:start="1"/>
@@ -792,50 +796,88 @@
 </w:document>
 </file>
 
+<file path=word/footer1.xml><?xml version="1.0" encoding="utf-8"?>
+<w:ftr xmlns:w="http://schemas.openxmlformats.org/wordprocessingml/2006/main" xmlns:r="http://schemas.openxmlformats.org/officeDocument/2006/relationships" xmlns:v="urn:schemas-microsoft-com:vml" xmlns:o="urn:schemas-microsoft-com:office:office" xmlns:mc="http://schemas.openxmlformats.org/markup-compatibility/2006" mc:Ignorable="w14 w15 w16se w16cid w16 w16cex w16sdtdh w16sdtfl w16du wp14">
+  <w:p>
+    <w:pPr>
+      <w:spacing w:before="0" w:after="0"/>
+    </w:pPr>
+    <w:pict>
+      <v:shape id="cornerMarkerOverlay" o:spid="_x0000_s1026" type="#_x0000_t202" filled="f" stroked="f" style="width:2.75in;height:0.55in;position:absolute;mso-position-horizontal-relative:page;mso-position-horizontal:right;margin-right:0.35in;mso-position-vertical-relative:page;top:0.18in;mso-wrap-style:none">
+        <v:textbox style="mso-fit-shape-to-text:t;" insetmode="auto">
+          <w:txbxContent>
+            <w:p>
+              <w:pPr>
+                <w:spacing w:before="0" w:after="0"/>
+                <w:jc w:val="right"/>
+              </w:pPr>
+              <w:r>
+                <w:rPr>
+                  <w:sz w:val="14"/>
+                  <w:color w:val="666666"/>
+                </w:rPr>
+                <w:t>{name}</w:t>
+              </w:r>
+              <w:r>
+                <w:br/>
+              </w:r>
+              <w:r>
+                <w:rPr>
+                  <w:sz w:val="14"/>
+                  <w:color w:val="999999"/>
+                </w:rPr>
+                <w:t>Page </w:t>
+              </w:r>
+              <w:r>
+                <w:fldChar w:fldCharType="begin"/>
+              </w:r>
+              <w:r>
+                <w:instrText xml:space="preserve"> PAGE </w:instrText>
+              </w:r>
+              <w:r>
+                <w:fldChar w:fldCharType="separate"/>
+              </w:r>
+              <w:r>
+                <w:rPr>
+                  <w:sz w:val="14"/>
+                  <w:color w:val="999999"/>
+                </w:rPr>
+                <w:t>1</w:t>
+              </w:r>
+              <w:r>
+                <w:fldChar w:fldCharType="end"/>
+              </w:r>
+            </w:p>
+          </w:txbxContent>
+        </v:textbox>
+      </v:shape>
+    </w:pict>
+  </w:p>
+</w:ftr>
+</file>
+
+<file path=word/footer2.xml><?xml version="1.0" encoding="utf-8"?>
+<w:ftr xmlns:w="http://schemas.openxmlformats.org/wordprocessingml/2006/main"/>
+</file>
+
 <file path=word/header1.xml><?xml version="1.0" encoding="utf-8"?>
-<w:hdr xmlns:w="http://schemas.openxmlformats.org/wordprocessingml/2006/main" xmlns:r="http://schemas.openxmlformats.org/officeDocument/2006/relationships" xmlns:mc="http://schemas.openxmlformats.org/markup-compatibility/2006" mc:Ignorable="w14 w15 w16se w16cid w16 w16cex w16sdtdh w16sdtfl w16du wp14">
+<w:hdr xmlns:w="http://schemas.openxmlformats.org/wordprocessingml/2006/main">
   <w:p>
     <w:pPr>
-      <w:pStyle w:val="Header"/>
-      <w:tabStops>
-        <w:tab w:val="right" w:pos="10560"/>
-      </w:tabStops>
-      <w:pBdr>
-        <w:bottom w:val="single" w:sz="4" w:space="1" w:color="CCCCCC"/>
-      </w:pBdr>
+      <w:spacing w:before="0" w:after="240"/>
     </w:pPr>
     <w:r>
       <w:rPr>
-        <w:b/>
-        <w:sz w:val="16"/>
-        <w:color w:val="333333"/>
-      </w:rPr>
-      <w:t>{name}</w:t>
-    </w:r>
-    <w:r>
-      <w:tab/>
-    </w:r>
-    <w:r>
-      <w:fldChar w:fldCharType="begin"/>
-    </w:r>
-    <w:r>
-      <w:instrText xml:space="preserve"> PAGE </w:instrText>
-    </w:r>
-    <w:r>
-      <w:fldChar w:fldCharType="separate"/>
-    </w:r>
-    <w:r>
-      <w:rPr>
-        <w:sz w:val="16"/>
-        <w:color w:val="666666"/>
-      </w:rPr>
-      <w:t>1</w:t>
-    </w:r>
-    <w:r>
-      <w:fldChar w:fldCharType="end"/>
+        <w:sz w:val="2"/>
+      </w:rPr>
+      <w:t/>
     </w:r>
   </w:p>
 </w:hdr>
+</file>
+
+<file path=word/header2.xml><?xml version="1.0" encoding="utf-8"?>
+<w:hdr xmlns:w="http://schemas.openxmlformats.org/wordprocessingml/2006/main"/>
 </file>
 
 <file path=word/numbering.xml><?xml version="1.0" encoding="utf-8"?>

--- a/public/templates/TemplateP.docx
+++ b/public/templates/TemplateP.docx
@@ -787,7 +787,7 @@
       <w:footerReference w:type="first" r:id="rId11"/>
       <w:footerReference w:type="default" r:id="rId10"/>
       <w:pgSz w:w="12240" w:h="15840"/>
-      <w:pgMar w:top="816" w:right="720" w:bottom="576" w:left="720" w:header="0" w:footer="0" w:gutter="0"/>
+      <w:pgMar w:top="1056" w:right="720" w:bottom="576" w:left="720" w:header="0" w:footer="0" w:gutter="0"/>
       <w:cols w:space="720"/>
       <w:docGrid w:linePitch="360"/>
       <w:pgNumType w:start="1"/>
@@ -803,7 +803,7 @@
       <w:spacing w:before="0" w:after="0"/>
     </w:pPr>
     <w:pict>
-      <v:shape id="cornerMarkerOverlay" o:spid="_x0000_s1026" type="#_x0000_t202" filled="f" stroked="f" style="width:2.75in;height:0.55in;position:absolute;mso-position-horizontal-relative:page;mso-position-horizontal:right;margin-right:0.35in;mso-position-vertical-relative:page;top:0.18in;mso-wrap-style:none">
+      <v:shape id="cornerMarkerOverlay" o:spid="_x0000_s1026" type="#_x0000_t202" filled="t" fillcolor="#FFFFFF" stroked="f" style="width:2.75in;height:0.55in;position:absolute;mso-position-horizontal-relative:page;mso-position-horizontal:right;margin-right:0.35in;mso-position-vertical-relative:page;top:0.18in;mso-wrap-style:none">
         <v:textbox style="mso-fit-shape-to-text:t;" insetmode="auto">
           <w:txbxContent>
             <w:p>
@@ -813,8 +813,9 @@
               </w:pPr>
               <w:r>
                 <w:rPr>
+                  <w:b/>
                   <w:sz w:val="14"/>
-                  <w:color w:val="666666"/>
+                  <w:color w:val="222222"/>
                 </w:rPr>
                 <w:t>{name}</w:t>
               </w:r>
@@ -823,8 +824,9 @@
               </w:r>
               <w:r>
                 <w:rPr>
+                  <w:b/>
                   <w:sz w:val="14"/>
-                  <w:color w:val="999999"/>
+                  <w:color w:val="444444"/>
                 </w:rPr>
                 <w:t>Page </w:t>
               </w:r>

--- a/public/templates/TemplateP.docx
+++ b/public/templates/TemplateP.docx
@@ -782,8 +782,6 @@
     <w:p/>
     <w:sectPr>
       <w:titlePg/>
-      <w:headerReference w:type="first" r:id="rId9"/>
-      <w:headerReference w:type="default" r:id="rId8"/>
       <w:footerReference w:type="first" r:id="rId11"/>
       <w:footerReference w:type="default" r:id="rId10"/>
       <w:pgSz w:w="12240" w:h="15840"/>
@@ -803,7 +801,7 @@
       <w:spacing w:before="0" w:after="0"/>
     </w:pPr>
     <w:pict>
-      <v:shape id="cornerMarkerOverlay" o:spid="_x0000_s1026" type="#_x0000_t202" filled="t" fillcolor="#FFFFFF" stroked="f" style="width:2.75in;height:0.55in;position:absolute;mso-position-horizontal-relative:page;mso-position-horizontal:right;margin-right:0.35in;mso-position-vertical-relative:page;top:0.18in;mso-wrap-style:none">
+      <v:shape id="cornerMarkerOverlay" o:spid="_x0000_s1026" type="#_x0000_t202" filled="f" stroked="f" style="width:2.75in;height:0.55in;position:absolute;mso-position-horizontal-relative:page;mso-position-horizontal:right;margin-right:0.35in;mso-position-vertical-relative:page;top:0.12in;mso-wrap-style:none">
         <v:textbox style="mso-fit-shape-to-text:t;" insetmode="auto">
           <w:txbxContent>
             <w:p>
@@ -813,9 +811,8 @@
               </w:pPr>
               <w:r>
                 <w:rPr>
-                  <w:b/>
                   <w:sz w:val="14"/>
-                  <w:color w:val="222222"/>
+                  <w:color w:val="666666"/>
                 </w:rPr>
                 <w:t>{name}</w:t>
               </w:r>
@@ -824,9 +821,8 @@
               </w:r>
               <w:r>
                 <w:rPr>
-                  <w:b/>
                   <w:sz w:val="14"/>
-                  <w:color w:val="444444"/>
+                  <w:color w:val="999999"/>
                 </w:rPr>
                 <w:t>Page </w:t>
               </w:r>
@@ -860,26 +856,6 @@
 
 <file path=word/footer2.xml><?xml version="1.0" encoding="utf-8"?>
 <w:ftr xmlns:w="http://schemas.openxmlformats.org/wordprocessingml/2006/main"/>
-</file>
-
-<file path=word/header1.xml><?xml version="1.0" encoding="utf-8"?>
-<w:hdr xmlns:w="http://schemas.openxmlformats.org/wordprocessingml/2006/main">
-  <w:p>
-    <w:pPr>
-      <w:spacing w:before="0" w:after="240"/>
-    </w:pPr>
-    <w:r>
-      <w:rPr>
-        <w:sz w:val="2"/>
-      </w:rPr>
-      <w:t/>
-    </w:r>
-  </w:p>
-</w:hdr>
-</file>
-
-<file path=word/header2.xml><?xml version="1.0" encoding="utf-8"?>
-<w:hdr xmlns:w="http://schemas.openxmlformats.org/wordprocessingml/2006/main"/>
 </file>
 
 <file path=word/numbering.xml><?xml version="1.0" encoding="utf-8"?>

--- a/public/templates/TemplateP.docx
+++ b/public/templates/TemplateP.docx
@@ -801,7 +801,7 @@
       <w:spacing w:before="0" w:after="0"/>
     </w:pPr>
     <w:pict>
-      <v:shape id="cornerMarkerOverlay" o:spid="_x0000_s1026" type="#_x0000_t202" filled="f" stroked="f" style="width:2.75in;height:0.55in;position:absolute;mso-position-horizontal-relative:page;mso-position-horizontal:right;margin-right:0.35in;mso-position-vertical-relative:page;top:0.12in;mso-wrap-style:none">
+      <v:shape id="cornerMarkerOverlay" o:spid="_x0000_s1026" type="#_x0000_t202" filled="f" stroked="f" style="width:2.75in;height:0.55in;position:absolute;mso-position-horizontal-relative:page;mso-position-horizontal:right;margin-right:0.55in;mso-position-vertical-relative:page;top:0.12in;mso-wrap-style:none">
         <v:textbox style="mso-fit-shape-to-text:t;" insetmode="auto">
           <w:txbxContent>
             <w:p>

--- a/public/templates/TemplateP.docx
+++ b/public/templates/TemplateP.docx
@@ -801,7 +801,7 @@
       <w:spacing w:before="0" w:after="0"/>
     </w:pPr>
     <w:pict>
-      <v:shape id="cornerMarkerOverlay" o:spid="_x0000_s1026" type="#_x0000_t202" filled="f" stroked="f" style="width:2.75in;height:0.55in;position:absolute;mso-position-horizontal-relative:page;mso-position-horizontal:right;margin-right:0.55in;mso-position-vertical-relative:page;top:0.12in;mso-wrap-style:none">
+      <v:shape id="cornerMarkerOverlay" o:spid="_x0000_s1026" type="#_x0000_t202" filled="f" stroked="f" style="width:2.75in;height:0.55in;position:absolute;mso-position-horizontal-relative:page;mso-position-horizontal:right;margin-right:0.65in;mso-position-vertical-relative:page;top:0.12in;mso-wrap-style:none">
         <v:textbox style="mso-fit-shape-to-text:t;" insetmode="auto">
           <w:txbxContent>
             <w:p>

--- a/public/templates/TemplateP.docx
+++ b/public/templates/TemplateP.docx
@@ -782,8 +782,8 @@
     <w:p/>
     <w:sectPr>
       <w:titlePg/>
-      <w:footerReference w:type="first" r:id="rId11"/>
-      <w:footerReference w:type="default" r:id="rId10"/>
+      <w:headerReference w:type="first" r:id="rId9"/>
+      <w:headerReference w:type="default" r:id="rId8"/>
       <w:pgSz w:w="12240" w:h="15840"/>
       <w:pgMar w:top="1056" w:right="720" w:bottom="576" w:left="720" w:header="0" w:footer="0" w:gutter="0"/>
       <w:cols w:space="720"/>
@@ -794,8 +794,8 @@
 </w:document>
 </file>
 
-<file path=word/footer1.xml><?xml version="1.0" encoding="utf-8"?>
-<w:ftr xmlns:w="http://schemas.openxmlformats.org/wordprocessingml/2006/main" xmlns:r="http://schemas.openxmlformats.org/officeDocument/2006/relationships" xmlns:v="urn:schemas-microsoft-com:vml" xmlns:o="urn:schemas-microsoft-com:office:office" xmlns:mc="http://schemas.openxmlformats.org/markup-compatibility/2006" mc:Ignorable="w14 w15 w16se w16cid w16 w16cex w16sdtdh w16sdtfl w16du wp14">
+<file path=word/header1.xml><?xml version="1.0" encoding="utf-8"?>
+<w:hdr xmlns:w="http://schemas.openxmlformats.org/wordprocessingml/2006/main" xmlns:r="http://schemas.openxmlformats.org/officeDocument/2006/relationships" xmlns:v="urn:schemas-microsoft-com:vml" xmlns:o="urn:schemas-microsoft-com:office:office" xmlns:mc="http://schemas.openxmlformats.org/markup-compatibility/2006" mc:Ignorable="w14 w15 w16se w16cid w16 w16cex w16sdtdh w16sdtfl w16du wp14">
   <w:p>
     <w:pPr>
       <w:spacing w:before="0" w:after="0"/>
@@ -811,6 +811,7 @@
               </w:pPr>
               <w:r>
                 <w:rPr>
+                  <w:b/>
                   <w:sz w:val="14"/>
                   <w:color w:val="666666"/>
                 </w:rPr>
@@ -821,6 +822,7 @@
               </w:r>
               <w:r>
                 <w:rPr>
+                  <w:b/>
                   <w:sz w:val="14"/>
                   <w:color w:val="999999"/>
                 </w:rPr>
@@ -837,6 +839,7 @@
               </w:r>
               <w:r>
                 <w:rPr>
+                  <w:b/>
                   <w:sz w:val="14"/>
                   <w:color w:val="999999"/>
                 </w:rPr>
@@ -851,11 +854,11 @@
       </v:shape>
     </w:pict>
   </w:p>
-</w:ftr>
+</w:hdr>
 </file>
 
-<file path=word/footer2.xml><?xml version="1.0" encoding="utf-8"?>
-<w:ftr xmlns:w="http://schemas.openxmlformats.org/wordprocessingml/2006/main"/>
+<file path=word/header2.xml><?xml version="1.0" encoding="utf-8"?>
+<w:hdr xmlns:w="http://schemas.openxmlformats.org/wordprocessingml/2006/main"/>
 </file>
 
 <file path=word/numbering.xml><?xml version="1.0" encoding="utf-8"?>

--- a/public/templates/TemplateP.docx
+++ b/public/templates/TemplateP.docx
@@ -782,10 +782,10 @@
     <w:p/>
     <w:sectPr>
       <w:titlePg/>
-      <w:footerReference w:type="first" r:id="rId11"/>
-      <w:footerReference w:type="default" r:id="rId10"/>
+      <w:headerReference w:type="first" r:id="rId9"/>
+      <w:headerReference w:type="default" r:id="rId8"/>
       <w:pgSz w:w="12240" w:h="15840"/>
-      <w:pgMar w:top="1056" w:right="720" w:bottom="576" w:left="720" w:header="0" w:footer="0" w:gutter="0"/>
+      <w:pgMar w:top="1056" w:right="720" w:bottom="576" w:left="720" w:header="180" w:footer="0" w:gutter="0"/>
       <w:cols w:space="720"/>
       <w:docGrid w:linePitch="360"/>
       <w:pgNumType w:start="1"/>
@@ -794,68 +794,53 @@
 </w:document>
 </file>
 
-<file path=word/footer1.xml><?xml version="1.0" encoding="utf-8"?>
-<w:ftr xmlns:w="http://schemas.openxmlformats.org/wordprocessingml/2006/main" xmlns:r="http://schemas.openxmlformats.org/officeDocument/2006/relationships" xmlns:v="urn:schemas-microsoft-com:vml" xmlns:o="urn:schemas-microsoft-com:office:office" xmlns:mc="http://schemas.openxmlformats.org/markup-compatibility/2006" mc:Ignorable="w14 w15 w16se w16cid w16 w16cex w16sdtdh w16sdtfl w16du wp14">
+<file path=word/header1.xml><?xml version="1.0" encoding="utf-8"?>
+<w:hdr xmlns:w="http://schemas.openxmlformats.org/wordprocessingml/2006/main">
   <w:p>
     <w:pPr>
       <w:spacing w:before="0" w:after="0"/>
-    </w:pPr>
-    <w:pict>
-      <v:shape id="cornerMarkerOverlay" o:spid="_x0000_s1026" type="#_x0000_t202" filled="f" stroked="f" style="width:2.75in;height:0.55in;position:absolute;mso-position-horizontal-relative:page;mso-position-horizontal:right;margin-right:0.65in;mso-position-vertical-relative:page;top:0.12in;mso-wrap-style:none">
-        <v:textbox style="mso-fit-shape-to-text:t;" insetmode="auto">
-          <w:txbxContent>
-            <w:p>
-              <w:pPr>
-                <w:spacing w:before="0" w:after="0"/>
-                <w:jc w:val="right"/>
-              </w:pPr>
-              <w:r>
-                <w:rPr>
-                  <w:sz w:val="14"/>
-                  <w:color w:val="666666"/>
-                </w:rPr>
-                <w:t>{name}</w:t>
-              </w:r>
-              <w:r>
-                <w:br/>
-              </w:r>
-              <w:r>
-                <w:rPr>
-                  <w:sz w:val="14"/>
-                  <w:color w:val="999999"/>
-                </w:rPr>
-                <w:t>Page </w:t>
-              </w:r>
-              <w:r>
-                <w:fldChar w:fldCharType="begin"/>
-              </w:r>
-              <w:r>
-                <w:instrText xml:space="preserve"> PAGE </w:instrText>
-              </w:r>
-              <w:r>
-                <w:fldChar w:fldCharType="separate"/>
-              </w:r>
-              <w:r>
-                <w:rPr>
-                  <w:sz w:val="14"/>
-                  <w:color w:val="999999"/>
-                </w:rPr>
-                <w:t>1</w:t>
-              </w:r>
-              <w:r>
-                <w:fldChar w:fldCharType="end"/>
-              </w:r>
-            </w:p>
-          </w:txbxContent>
-        </v:textbox>
-      </v:shape>
-    </w:pict>
+      <w:jc w:val="right"/>
+    </w:pPr>
+    <w:r>
+      <w:rPr>
+        <w:b/>
+        <w:sz w:val="16"/>
+        <w:color w:val="333333"/>
+      </w:rPr>
+      <w:t>{name}</w:t>
+    </w:r>
+    <w:r>
+      <w:rPr>
+        <w:sz w:val="16"/>
+        <w:color w:val="666666"/>
+      </w:rPr>
+      <w:t xml:space="preserve">  |  Page </w:t>
+    </w:r>
+    <w:r>
+      <w:fldChar w:fldCharType="begin"/>
+    </w:r>
+    <w:r>
+      <w:instrText xml:space="preserve"> PAGE </w:instrText>
+    </w:r>
+    <w:r>
+      <w:fldChar w:fldCharType="separate"/>
+    </w:r>
+    <w:r>
+      <w:rPr>
+        <w:sz w:val="16"/>
+        <w:color w:val="666666"/>
+      </w:rPr>
+      <w:t>2</w:t>
+    </w:r>
+    <w:r>
+      <w:fldChar w:fldCharType="end"/>
+    </w:r>
   </w:p>
-</w:ftr>
+</w:hdr>
 </file>
 
-<file path=word/footer2.xml><?xml version="1.0" encoding="utf-8"?>
-<w:ftr xmlns:w="http://schemas.openxmlformats.org/wordprocessingml/2006/main"/>
+<file path=word/header2.xml><?xml version="1.0" encoding="utf-8"?>
+<w:hdr xmlns:w="http://schemas.openxmlformats.org/wordprocessingml/2006/main"/>
 </file>
 
 <file path=word/numbering.xml><?xml version="1.0" encoding="utf-8"?>

--- a/public/templates/TemplateP.docx
+++ b/public/templates/TemplateP.docx
@@ -799,6 +799,7 @@
   <w:p>
     <w:pPr>
       <w:spacing w:before="0" w:after="0"/>
+      <w:ind w:right="720"/>
       <w:jc w:val="right"/>
     </w:pPr>
     <w:r>
